--- a/opisy_archetypow/opisy_Odkrywczyni.docx
+++ b/opisy_archetypow/opisy_Odkrywczyni.docx
@@ -49,19 +49,7 @@
     </w:p>
     <w:p>
       <w:r>
-        <w:t>Odkrywczyni to archetyp ciągłego poszukiwania: nowych dróg, rozwiązań, doświadczeń i sensu. W polityce działa jak pionier</w:t>
-      </w:r>
-      <w:r>
-        <w:t xml:space="preserve"> – </w:t>
-      </w:r>
-      <w:r>
-        <w:t>nie tyle „walczy z systemem”, co pokazuje alternatywną trasę: obok głównego nurtu, poza utartymi ścieżkami, z odwagą testowania nowości. Jej naturalnym paliwem jest wolność: nie lubi nadmiernej kontroli, ciężkiej hierarchii i „bo zawsze tak było”. Odkrywczyni inspiruje, bo żyje ruchem i możliwością: szuka w świecie tego, co działa lepiej, a potem przenosi to do własnego miasta czy regionu. W wersji dojrzałej łączy wizję z samowystarczalnością: potrafi iść w nowe, ale umie też dowieźć efekt. W wersji słabszej staje się wiecznym poszukiwaczem bodźców: zaczyna wiele, kończy mało</w:t>
-      </w:r>
-      <w:r>
-        <w:t xml:space="preserve"> – </w:t>
-      </w:r>
-      <w:r>
-        <w:t>i może być postrzegana jako ktoś, kto ciągle zmienia kierunek. Jeżeli Odkrywczyni ma budować silną markę polityczną, musi regularnie zamieniać „horyzont” na konkret: pilotaż, wdrożenie, skalowanie i mierniki.</w:t>
+        <w:t>Odkrywczyni to archetyp ciągłego poszukiwania: nowych dróg, rozwiązań, doświadczeń i sensu. W polityce działa jak pionierka – nie tyle „walczy z systemem”, co pokazuje alternatywną trasę: obok głównego nurtu, poza utartymi ścieżkami, z odwagą testowania nowości. Jej naturalnym paliwem jest wolność: nie lubi nadmiernej kontroli, ciężkiej hierarchii i „bo zawsze tak było”. Odkrywczyni inspiruje, bo żyje ruchem i możliwością: szuka w świecie tego, co działa lepiej, a potem przenosi to do własnego miasta czy regionu. W wersji dojrzałej łączy wizję z samowystarczalnością: potrafi iść w nowe, ale umie też dowieźć efekt. W wersji słabszej staje się wiecznym poszukiwaczem bodźców: zaczyna wiele, kończy mało – i może być postrzegana jako ktoś, kto ciągle zmienia kierunek. Jeżeli Odkrywczyni ma budować silną markę polityczną, musi regularnie zamieniać „horyzont” na konkret: pilotaż, wdrożenie, skalowanie i mierniki.</w:t>
       </w:r>
     </w:p>
     <w:p/>
@@ -752,7 +740,7 @@
     </w:p>
     <w:p>
       <w:r>
-        <w:t>wolność, przygoda, niezależność, zmiana, horyzonty, odkrywanie, pionier, podróż, autentyczność, ciekawość, innowacje, eksperyment, samorealizacja, odwaga, ekspansja</w:t>
+        <w:t>wolność, przygoda, niezależność, zmiana, horyzonty, odkrywanie, pionierka, podróż, autentyczność, ciekawość, innowacje, eksperyment, samorealizacja, odwaga, ekspansja</w:t>
       </w:r>
     </w:p>
     <w:p/>
@@ -1047,7 +1035,7 @@
         </w:numPr>
       </w:pPr>
       <w:r>
-        <w:t xml:space="preserve">Z drugiej: polityczki wymaga </w:t>
+        <w:t xml:space="preserve">Z drugiej: polityka wymaga </w:t>
       </w:r>
       <w:r>
         <w:rPr>
@@ -1330,14 +1318,25 @@
         </w:numPr>
       </w:pPr>
       <w:r>
+        <w:t>Pionierka i inicjatorka zmian (pierwsza testuje, pierwsza uruchamia)</w:t>
+      </w:r>
+    </w:p>
+    <w:p>
+      <w:pPr>
+        <w:numPr>
+          <w:ilvl w:val="0"/>
+          <w:numId w:val="8"/>
+        </w:numPr>
+      </w:pPr>
+      <w:r>
         <w:rPr>
           <w:b/>
           <w:bCs/>
         </w:rPr>
-        <w:t>Pionier i inicjator zmian</w:t>
-      </w:r>
-      <w:r>
-        <w:t xml:space="preserve"> (pierwszy testuje, pierwszy uruchamia)</w:t>
+        <w:t>Łącznik ze światem</w:t>
+      </w:r>
+      <w:r>
+        <w:t xml:space="preserve"> (przywozi inspiracje, porównania, benchmarki)</w:t>
       </w:r>
     </w:p>
     <w:p>
@@ -1352,10 +1351,10 @@
           <w:b/>
           <w:bCs/>
         </w:rPr>
-        <w:t>Łącznik ze światem</w:t>
-      </w:r>
-      <w:r>
-        <w:t xml:space="preserve"> (przywozi inspiracje, porównania, benchmarki)</w:t>
+        <w:t>Architekt „miasta bez barier”</w:t>
+      </w:r>
+      <w:r>
+        <w:t xml:space="preserve"> (ułatwia, upraszcza, otwiera możliwości)</w:t>
       </w:r>
     </w:p>
     <w:p>
@@ -1370,25 +1369,7 @@
           <w:b/>
           <w:bCs/>
         </w:rPr>
-        <w:t>Architekt „miasta bez barier”</w:t>
-      </w:r>
-      <w:r>
-        <w:t xml:space="preserve"> (ułatwia, upraszcza, otwiera możliwości)</w:t>
-      </w:r>
-    </w:p>
-    <w:p>
-      <w:pPr>
-        <w:numPr>
-          <w:ilvl w:val="0"/>
-          <w:numId w:val="8"/>
-        </w:numPr>
-      </w:pPr>
-      <w:r>
-        <w:rPr>
-          <w:b/>
-          <w:bCs/>
-        </w:rPr>
-        <w:t>Katalizator innowacji</w:t>
+        <w:t>Katalizatorka innowacji</w:t>
       </w:r>
       <w:r>
         <w:t xml:space="preserve"> (startupy, młodzież, nauka, wymiany)</w:t>
@@ -3292,7 +3273,7 @@
         <w:pStyle w:val="Nagwek2"/>
       </w:pPr>
       <w:r>
-        <w:t>6. Agenda tematyczna i ramowanie polityczka</w:t>
+        <w:t>6. Agenda tematyczna i ramowanie polityka</w:t>
       </w:r>
     </w:p>
     <w:p>
@@ -4500,7 +4481,7 @@
         </w:numPr>
       </w:pPr>
       <w:r>
-        <w:t>Czy Twoja marka/polityczki jest niezależna?</w:t>
+        <w:t>Czy Twoja marka/polityka jest niezależna?</w:t>
       </w:r>
     </w:p>
     <w:p>

--- a/opisy_archetypow/opisy_Odkrywczyni.docx
+++ b/opisy_archetypow/opisy_Odkrywczyni.docx
@@ -1329,14 +1329,7 @@
         </w:numPr>
       </w:pPr>
       <w:r>
-        <w:rPr>
-          <w:b/>
-          <w:bCs/>
-        </w:rPr>
-        <w:t>Łącznik ze światem</w:t>
-      </w:r>
-      <w:r>
-        <w:t xml:space="preserve"> (przywozi inspiracje, porównania, benchmarki)</w:t>
+        <w:t>Łączniczka ze światem (przywozi inspiracje, porównania, benchmarki)</w:t>
       </w:r>
     </w:p>
     <w:p>
@@ -1347,14 +1340,7 @@
         </w:numPr>
       </w:pPr>
       <w:r>
-        <w:rPr>
-          <w:b/>
-          <w:bCs/>
-        </w:rPr>
-        <w:t>Architekt „miasta bez barier”</w:t>
-      </w:r>
-      <w:r>
-        <w:t xml:space="preserve"> (ułatwia, upraszcza, otwiera możliwości)</w:t>
+        <w:t>Architektka „miasta bez barier” (ułatwia, upraszcza, otwiera możliwości)</w:t>
       </w:r>
     </w:p>
     <w:p>
